--- a/Project_Management_Yr2PW3.docx
+++ b/Project_Management_Yr2PW3.docx
@@ -51,7 +51,116 @@
           <w:ilvl w:val="0"/>
           <w:numId w:val="1"/>
         </w:numPr>
-      </w:pPr>
+        <w:spacing w:after="0" w:line="240" w:lineRule="auto"/>
+      </w:pPr>
+      <w:r>
+        <w:t>Familiarise ourselves with the project brief and</w:t>
+      </w:r>
+      <w:r>
+        <w:t xml:space="preserve"> assign everyone roles on Monday to ensure </w:t>
+      </w:r>
+      <w:r>
+        <w:t>group cohesion</w:t>
+      </w:r>
+    </w:p>
+    <w:p>
+      <w:pPr>
+        <w:pStyle w:val="ListParagraph"/>
+        <w:numPr>
+          <w:ilvl w:val="0"/>
+          <w:numId w:val="1"/>
+        </w:numPr>
+        <w:spacing w:after="0" w:line="240" w:lineRule="auto"/>
+      </w:pPr>
+      <w:r>
+        <w:t xml:space="preserve">Finish the </w:t>
+      </w:r>
+      <w:r>
+        <w:t>driver and sensor circuit prototypes by</w:t>
+      </w:r>
+      <w:r>
+        <w:t xml:space="preserve"> </w:t>
+      </w:r>
+      <w:r>
+        <w:t xml:space="preserve">the </w:t>
+      </w:r>
+      <w:r>
+        <w:t xml:space="preserve">end of Wednesday to ensure basic functionality </w:t>
+      </w:r>
+      <w:r>
+        <w:t>by testing time</w:t>
+      </w:r>
+    </w:p>
+    <w:p>
+      <w:pPr>
+        <w:pStyle w:val="ListParagraph"/>
+        <w:numPr>
+          <w:ilvl w:val="0"/>
+          <w:numId w:val="1"/>
+        </w:numPr>
+        <w:spacing w:after="0" w:line="240" w:lineRule="auto"/>
+      </w:pPr>
+      <w:r>
+        <w:t>Update and f</w:t>
+      </w:r>
+      <w:r>
+        <w:t>inalise driver and sensor circuit designs</w:t>
+      </w:r>
+      <w:r>
+        <w:t xml:space="preserve"> </w:t>
+      </w:r>
+      <w:r>
+        <w:t xml:space="preserve">by </w:t>
+      </w:r>
+      <w:r>
+        <w:t xml:space="preserve">the </w:t>
+      </w:r>
+      <w:r>
+        <w:t xml:space="preserve">end </w:t>
+      </w:r>
+      <w:r>
+        <w:t xml:space="preserve">of Thursday </w:t>
+      </w:r>
+      <w:r>
+        <w:t xml:space="preserve">so that the mouse can be tested </w:t>
+      </w:r>
+      <w:r>
+        <w:t>on the track on Friday</w:t>
+      </w:r>
+    </w:p>
+    <w:p>
+      <w:pPr>
+        <w:pStyle w:val="ListParagraph"/>
+        <w:numPr>
+          <w:ilvl w:val="0"/>
+          <w:numId w:val="1"/>
+        </w:numPr>
+        <w:spacing w:after="0" w:line="240" w:lineRule="auto"/>
+      </w:pPr>
+      <w:r>
+        <w:t>Test and f</w:t>
+      </w:r>
+      <w:r>
+        <w:t xml:space="preserve">inalise Arduino code by </w:t>
+      </w:r>
+      <w:r>
+        <w:t xml:space="preserve">the start of the </w:t>
+      </w:r>
+      <w:r>
+        <w:t xml:space="preserve">race on </w:t>
+      </w:r>
+      <w:r>
+        <w:t>midday</w:t>
+      </w:r>
+      <w:r>
+        <w:t xml:space="preserve"> </w:t>
+      </w:r>
+      <w:r>
+        <w:t xml:space="preserve">Friday </w:t>
+      </w:r>
+      <w:r>
+        <w:t>to ensure proper mouse function</w:t>
+      </w:r>
     </w:p>
     <w:p>
       <w:pPr>
@@ -87,6 +196,7 @@
         <w:pStyle w:val="Heading1"/>
       </w:pPr>
       <w:r>
+        <w:lastRenderedPageBreak/>
         <w:t>Milestones and Deliverables:</w:t>
       </w:r>
     </w:p>
@@ -227,8 +337,124 @@
       </w:rPr>
     </w:lvl>
   </w:abstractNum>
+  <w:abstractNum w:abstractNumId="1" w15:restartNumberingAfterBreak="0">
+    <w:nsid w:val="165F3D99"/>
+    <w:multiLevelType w:val="hybridMultilevel"/>
+    <w:tmpl w:val="313A082C"/>
+    <w:lvl w:ilvl="0" w:tplc="C37AB7FE">
+      <w:start w:val="1"/>
+      <w:numFmt w:val="bullet"/>
+      <w:lvlText w:val=""/>
+      <w:lvlJc w:val="left"/>
+      <w:pPr>
+        <w:ind w:left="720" w:hanging="360"/>
+      </w:pPr>
+      <w:rPr>
+        <w:rFonts w:ascii="Symbol" w:hAnsi="Symbol" w:hint="default"/>
+      </w:rPr>
+    </w:lvl>
+    <w:lvl w:ilvl="1" w:tplc="111E0D0C">
+      <w:start w:val="1"/>
+      <w:numFmt w:val="bullet"/>
+      <w:lvlText w:val="o"/>
+      <w:lvlJc w:val="left"/>
+      <w:pPr>
+        <w:ind w:left="1440" w:hanging="360"/>
+      </w:pPr>
+      <w:rPr>
+        <w:rFonts w:ascii="Courier New" w:hAnsi="Courier New" w:hint="default"/>
+      </w:rPr>
+    </w:lvl>
+    <w:lvl w:ilvl="2" w:tplc="C7C0B82A">
+      <w:start w:val="1"/>
+      <w:numFmt w:val="bullet"/>
+      <w:lvlText w:val=""/>
+      <w:lvlJc w:val="left"/>
+      <w:pPr>
+        <w:ind w:left="2160" w:hanging="360"/>
+      </w:pPr>
+      <w:rPr>
+        <w:rFonts w:ascii="Wingdings" w:hAnsi="Wingdings" w:hint="default"/>
+      </w:rPr>
+    </w:lvl>
+    <w:lvl w:ilvl="3" w:tplc="D20A5ACC">
+      <w:start w:val="1"/>
+      <w:numFmt w:val="bullet"/>
+      <w:lvlText w:val=""/>
+      <w:lvlJc w:val="left"/>
+      <w:pPr>
+        <w:ind w:left="2880" w:hanging="360"/>
+      </w:pPr>
+      <w:rPr>
+        <w:rFonts w:ascii="Symbol" w:hAnsi="Symbol" w:hint="default"/>
+      </w:rPr>
+    </w:lvl>
+    <w:lvl w:ilvl="4" w:tplc="963017F2">
+      <w:start w:val="1"/>
+      <w:numFmt w:val="bullet"/>
+      <w:lvlText w:val="o"/>
+      <w:lvlJc w:val="left"/>
+      <w:pPr>
+        <w:ind w:left="3600" w:hanging="360"/>
+      </w:pPr>
+      <w:rPr>
+        <w:rFonts w:ascii="Courier New" w:hAnsi="Courier New" w:hint="default"/>
+      </w:rPr>
+    </w:lvl>
+    <w:lvl w:ilvl="5" w:tplc="09EC1FDE">
+      <w:start w:val="1"/>
+      <w:numFmt w:val="bullet"/>
+      <w:lvlText w:val=""/>
+      <w:lvlJc w:val="left"/>
+      <w:pPr>
+        <w:ind w:left="4320" w:hanging="360"/>
+      </w:pPr>
+      <w:rPr>
+        <w:rFonts w:ascii="Wingdings" w:hAnsi="Wingdings" w:hint="default"/>
+      </w:rPr>
+    </w:lvl>
+    <w:lvl w:ilvl="6" w:tplc="D6A65528">
+      <w:start w:val="1"/>
+      <w:numFmt w:val="bullet"/>
+      <w:lvlText w:val=""/>
+      <w:lvlJc w:val="left"/>
+      <w:pPr>
+        <w:ind w:left="5040" w:hanging="360"/>
+      </w:pPr>
+      <w:rPr>
+        <w:rFonts w:ascii="Symbol" w:hAnsi="Symbol" w:hint="default"/>
+      </w:rPr>
+    </w:lvl>
+    <w:lvl w:ilvl="7" w:tplc="39A6F3B4">
+      <w:start w:val="1"/>
+      <w:numFmt w:val="bullet"/>
+      <w:lvlText w:val="o"/>
+      <w:lvlJc w:val="left"/>
+      <w:pPr>
+        <w:ind w:left="5760" w:hanging="360"/>
+      </w:pPr>
+      <w:rPr>
+        <w:rFonts w:ascii="Courier New" w:hAnsi="Courier New" w:hint="default"/>
+      </w:rPr>
+    </w:lvl>
+    <w:lvl w:ilvl="8" w:tplc="05CA65D6">
+      <w:start w:val="1"/>
+      <w:numFmt w:val="bullet"/>
+      <w:lvlText w:val=""/>
+      <w:lvlJc w:val="left"/>
+      <w:pPr>
+        <w:ind w:left="6480" w:hanging="360"/>
+      </w:pPr>
+      <w:rPr>
+        <w:rFonts w:ascii="Wingdings" w:hAnsi="Wingdings" w:hint="default"/>
+      </w:rPr>
+    </w:lvl>
+  </w:abstractNum>
   <w:num w:numId="1" w16cid:durableId="2052420004">
     <w:abstractNumId w:val="0"/>
+  </w:num>
+  <w:num w:numId="2" w16cid:durableId="1415514025">
+    <w:abstractNumId w:val="1"/>
   </w:num>
 </w:numbering>
 </file>
